--- a/Stage/FicheRenseignement.docx
+++ b/Stage/FicheRenseignement.docx
@@ -671,17 +671,7 @@
                 <w:szCs w:val="23"/>
                 <w:shd w:val="clear" w:color="auto" w:fill="FFFFFF"/>
               </w:rPr>
-              <w:t>G</w:t>
-            </w:r>
-            <w:r>
-              <w:rPr>
-                <w:rFonts w:ascii="Roboto" w:hAnsi="Roboto"/>
-                <w:color w:val="1D4A67"/>
-                <w:sz w:val="23"/>
-                <w:szCs w:val="23"/>
-                <w:shd w:val="clear" w:color="auto" w:fill="FFFFFF"/>
-              </w:rPr>
-              <w:t>enereux</w:t>
+              <w:t>Genereux</w:t>
             </w:r>
             <w:proofErr w:type="spellEnd"/>
           </w:p>
@@ -742,6 +732,15 @@
                 <w:szCs w:val="22"/>
               </w:rPr>
             </w:pPr>
+            <w:r>
+              <w:rPr>
+                <w:rFonts w:ascii="Bookman Old Style" w:eastAsia="Calibri" w:hAnsi="Bookman Old Style"/>
+                <w:b/>
+                <w:sz w:val="22"/>
+                <w:szCs w:val="22"/>
+              </w:rPr>
+              <w:t>michel.genereux@claurendeau.qc.ca</w:t>
+            </w:r>
           </w:p>
         </w:tc>
       </w:tr>
@@ -2668,25 +2667,16 @@
 </file>
 
 <file path=customXml/item1.xml><?xml version="1.0" encoding="utf-8"?>
-<b:Sources xmlns:b="http://schemas.openxmlformats.org/officeDocument/2006/bibliography" xmlns="http://schemas.openxmlformats.org/officeDocument/2006/bibliography" SelectedStyle="\APA.XSL" StyleName="APA"/>
-</file>
-
-<file path=customXml/item2.xml><?xml version="1.0" encoding="utf-8"?>
 <p:properties xmlns:p="http://schemas.microsoft.com/office/2006/metadata/properties" xmlns:xsi="http://www.w3.org/2001/XMLSchema-instance" xmlns:pc="http://schemas.microsoft.com/office/infopath/2007/PartnerControls">
   <documentManagement/>
 </p:properties>
 </file>
 
-<file path=customXml/item3.xml><?xml version="1.0" encoding="utf-8"?>
-<?mso-contentType ?>
-<FormTemplates xmlns="http://schemas.microsoft.com/sharepoint/v3/contenttype/forms">
-  <Display>DocumentLibraryForm</Display>
-  <Edit>DocumentLibraryForm</Edit>
-  <New>DocumentLibraryForm</New>
-</FormTemplates>
+<file path=customXml/item2.xml><?xml version="1.0" encoding="utf-8"?>
+<b:Sources xmlns:b="http://schemas.openxmlformats.org/officeDocument/2006/bibliography" xmlns="http://schemas.openxmlformats.org/officeDocument/2006/bibliography" SelectedStyle="\APA.XSL" StyleName="APA"/>
 </file>
 
-<file path=customXml/item4.xml><?xml version="1.0" encoding="utf-8"?>
+<file path=customXml/item3.xml><?xml version="1.0" encoding="utf-8"?>
 <ct:contentTypeSchema xmlns:ct="http://schemas.microsoft.com/office/2006/metadata/contentType" xmlns:ma="http://schemas.microsoft.com/office/2006/metadata/properties/metaAttributes" ct:_="" ma:_="" ma:contentTypeName="Document" ma:contentTypeID="0x010100A178831AD35EF54E8210D806E12F5563" ma:contentTypeVersion="2" ma:contentTypeDescription="Crée un document." ma:contentTypeScope="" ma:versionID="24c943ea3966ad8d7200f1414ddddc31">
   <xsd:schema xmlns:xsd="http://www.w3.org/2001/XMLSchema" xmlns:xs="http://www.w3.org/2001/XMLSchema" xmlns:p="http://schemas.microsoft.com/office/2006/metadata/properties" xmlns:ns2="0cf24066-25e5-4782-b52f-a971a9b7a70e" targetNamespace="http://schemas.microsoft.com/office/2006/metadata/properties" ma:root="true" ma:fieldsID="d3d6e63fcd2b7ea9b9864057a1336cdd" ns2:_="">
     <xsd:import namespace="0cf24066-25e5-4782-b52f-a971a9b7a70e"/>
@@ -2818,15 +2808,16 @@
 </ct:contentTypeSchema>
 </file>
 
-<file path=customXml/itemProps1.xml><?xml version="1.0" encoding="utf-8"?>
-<ds:datastoreItem xmlns:ds="http://schemas.openxmlformats.org/officeDocument/2006/customXml" ds:itemID="{A9B552E3-4BD6-4F05-8E2A-3B1FBFD73B5E}">
-  <ds:schemaRefs>
-    <ds:schemaRef ds:uri="http://schemas.openxmlformats.org/officeDocument/2006/bibliography"/>
-  </ds:schemaRefs>
-</ds:datastoreItem>
+<file path=customXml/item4.xml><?xml version="1.0" encoding="utf-8"?>
+<?mso-contentType ?>
+<FormTemplates xmlns="http://schemas.microsoft.com/sharepoint/v3/contenttype/forms">
+  <Display>DocumentLibraryForm</Display>
+  <Edit>DocumentLibraryForm</Edit>
+  <New>DocumentLibraryForm</New>
+</FormTemplates>
 </file>
 
-<file path=customXml/itemProps2.xml><?xml version="1.0" encoding="utf-8"?>
+<file path=customXml/itemProps1.xml><?xml version="1.0" encoding="utf-8"?>
 <ds:datastoreItem xmlns:ds="http://schemas.openxmlformats.org/officeDocument/2006/customXml" ds:itemID="{4FD1DD49-9F5A-42BE-BC7D-EBF5B751825F}">
   <ds:schemaRefs>
     <ds:schemaRef ds:uri="http://schemas.microsoft.com/office/2006/metadata/properties"/>
@@ -2835,15 +2826,15 @@
 </ds:datastoreItem>
 </file>
 
-<file path=customXml/itemProps3.xml><?xml version="1.0" encoding="utf-8"?>
-<ds:datastoreItem xmlns:ds="http://schemas.openxmlformats.org/officeDocument/2006/customXml" ds:itemID="{49D0042C-65E8-4663-8E80-E3809A1A87B0}">
+<file path=customXml/itemProps2.xml><?xml version="1.0" encoding="utf-8"?>
+<ds:datastoreItem xmlns:ds="http://schemas.openxmlformats.org/officeDocument/2006/customXml" ds:itemID="{A9B552E3-4BD6-4F05-8E2A-3B1FBFD73B5E}">
   <ds:schemaRefs>
-    <ds:schemaRef ds:uri="http://schemas.microsoft.com/sharepoint/v3/contenttype/forms"/>
+    <ds:schemaRef ds:uri="http://schemas.openxmlformats.org/officeDocument/2006/bibliography"/>
   </ds:schemaRefs>
 </ds:datastoreItem>
 </file>
 
-<file path=customXml/itemProps4.xml><?xml version="1.0" encoding="utf-8"?>
+<file path=customXml/itemProps3.xml><?xml version="1.0" encoding="utf-8"?>
 <ds:datastoreItem xmlns:ds="http://schemas.openxmlformats.org/officeDocument/2006/customXml" ds:itemID="{7275FE3C-51E5-419A-ABF3-2DFD28A8A8E1}">
   <ds:schemaRefs>
     <ds:schemaRef ds:uri="http://schemas.microsoft.com/office/2006/metadata/contentType"/>
@@ -2859,4 +2850,12 @@
     <ds:schemaRef ds:uri="http://schemas.microsoft.com/internal/obd"/>
   </ds:schemaRefs>
 </ds:datastoreItem>
+</file>
+
+<file path=customXml/itemProps4.xml><?xml version="1.0" encoding="utf-8"?>
+<ds:datastoreItem xmlns:ds="http://schemas.openxmlformats.org/officeDocument/2006/customXml" ds:itemID="{49D0042C-65E8-4663-8E80-E3809A1A87B0}">
+  <ds:schemaRefs>
+    <ds:schemaRef ds:uri="http://schemas.microsoft.com/sharepoint/v3/contenttype/forms"/>
+  </ds:schemaRefs>
+</ds:datastoreItem>
 </file>
--- a/Stage/FicheRenseignement.docx
+++ b/Stage/FicheRenseignement.docx
@@ -1201,6 +1201,26 @@
               <w:t>Andriy</w:t>
             </w:r>
             <w:proofErr w:type="spellEnd"/>
+            <w:r>
+              <w:rPr>
+                <w:rFonts w:ascii="Bookman Old Style" w:eastAsia="Calibri" w:hAnsi="Bookman Old Style"/>
+                <w:b/>
+                <w:sz w:val="22"/>
+                <w:szCs w:val="22"/>
+              </w:rPr>
+              <w:t xml:space="preserve"> </w:t>
+            </w:r>
+            <w:proofErr w:type="spellStart"/>
+            <w:r>
+              <w:rPr>
+                <w:rFonts w:ascii="Bookman Old Style" w:eastAsia="Calibri" w:hAnsi="Bookman Old Style"/>
+                <w:b/>
+                <w:sz w:val="22"/>
+                <w:szCs w:val="22"/>
+              </w:rPr>
+              <w:t>Malynivskyy</w:t>
+            </w:r>
+            <w:proofErr w:type="spellEnd"/>
           </w:p>
         </w:tc>
       </w:tr>
@@ -1251,6 +1271,17 @@
                 <w:szCs w:val="22"/>
               </w:rPr>
             </w:pPr>
+            <w:proofErr w:type="spellStart"/>
+            <w:r>
+              <w:rPr>
+                <w:rFonts w:ascii="Bookman Old Style" w:eastAsia="Calibri" w:hAnsi="Bookman Old Style"/>
+                <w:b/>
+                <w:sz w:val="22"/>
+                <w:szCs w:val="22"/>
+              </w:rPr>
+              <w:t>Developpeur</w:t>
+            </w:r>
+            <w:proofErr w:type="spellEnd"/>
           </w:p>
         </w:tc>
       </w:tr>
@@ -1351,6 +1382,15 @@
                 <w:szCs w:val="22"/>
               </w:rPr>
             </w:pPr>
+            <w:r>
+              <w:rPr>
+                <w:rFonts w:ascii="Bookman Old Style" w:eastAsia="Calibri" w:hAnsi="Bookman Old Style"/>
+                <w:b/>
+                <w:sz w:val="22"/>
+                <w:szCs w:val="22"/>
+              </w:rPr>
+              <w:t>amalynivskyy@cyframe.com</w:t>
+            </w:r>
           </w:p>
         </w:tc>
       </w:tr>
@@ -2201,6 +2241,27 @@
       <w:szCs w:val="32"/>
     </w:rPr>
   </w:style>
+  <w:style w:type="paragraph" w:styleId="Titre3">
+    <w:name w:val="heading 3"/>
+    <w:basedOn w:val="Normal"/>
+    <w:next w:val="Normal"/>
+    <w:link w:val="Titre3Car"/>
+    <w:uiPriority w:val="9"/>
+    <w:semiHidden/>
+    <w:unhideWhenUsed/>
+    <w:qFormat/>
+    <w:rsid w:val="00E0592C"/>
+    <w:pPr>
+      <w:keepNext/>
+      <w:keepLines/>
+      <w:spacing w:before="40"/>
+      <w:outlineLvl w:val="2"/>
+    </w:pPr>
+    <w:rPr>
+      <w:rFonts w:asciiTheme="majorHAnsi" w:eastAsiaTheme="majorEastAsia" w:hAnsiTheme="majorHAnsi" w:cstheme="majorBidi"/>
+      <w:color w:val="243F60" w:themeColor="accent1" w:themeShade="7F"/>
+    </w:rPr>
+  </w:style>
   <w:style w:type="character" w:default="1" w:styleId="Policepardfaut">
     <w:name w:val="Default Paragraph Font"/>
     <w:uiPriority w:val="1"/>
@@ -2377,6 +2438,21 @@
     <w:name w:val="apple-style-span"/>
     <w:basedOn w:val="Policepardfaut"/>
     <w:rsid w:val="0033065F"/>
+  </w:style>
+  <w:style w:type="character" w:customStyle="1" w:styleId="Titre3Car">
+    <w:name w:val="Titre 3 Car"/>
+    <w:basedOn w:val="Policepardfaut"/>
+    <w:link w:val="Titre3"/>
+    <w:uiPriority w:val="9"/>
+    <w:semiHidden/>
+    <w:rsid w:val="00E0592C"/>
+    <w:rPr>
+      <w:rFonts w:asciiTheme="majorHAnsi" w:eastAsiaTheme="majorEastAsia" w:hAnsiTheme="majorHAnsi" w:cstheme="majorBidi"/>
+      <w:color w:val="243F60" w:themeColor="accent1" w:themeShade="7F"/>
+      <w:sz w:val="24"/>
+      <w:szCs w:val="24"/>
+      <w:lang w:eastAsia="fr-FR"/>
+    </w:rPr>
   </w:style>
 </w:styles>
 </file>
@@ -2667,16 +2743,15 @@
 </file>
 
 <file path=customXml/item1.xml><?xml version="1.0" encoding="utf-8"?>
-<p:properties xmlns:p="http://schemas.microsoft.com/office/2006/metadata/properties" xmlns:xsi="http://www.w3.org/2001/XMLSchema-instance" xmlns:pc="http://schemas.microsoft.com/office/infopath/2007/PartnerControls">
-  <documentManagement/>
-</p:properties>
+<?mso-contentType ?>
+<FormTemplates xmlns="http://schemas.microsoft.com/sharepoint/v3/contenttype/forms">
+  <Display>DocumentLibraryForm</Display>
+  <Edit>DocumentLibraryForm</Edit>
+  <New>DocumentLibraryForm</New>
+</FormTemplates>
 </file>
 
 <file path=customXml/item2.xml><?xml version="1.0" encoding="utf-8"?>
-<b:Sources xmlns:b="http://schemas.openxmlformats.org/officeDocument/2006/bibliography" xmlns="http://schemas.openxmlformats.org/officeDocument/2006/bibliography" SelectedStyle="\APA.XSL" StyleName="APA"/>
-</file>
-
-<file path=customXml/item3.xml><?xml version="1.0" encoding="utf-8"?>
 <ct:contentTypeSchema xmlns:ct="http://schemas.microsoft.com/office/2006/metadata/contentType" xmlns:ma="http://schemas.microsoft.com/office/2006/metadata/properties/metaAttributes" ct:_="" ma:_="" ma:contentTypeName="Document" ma:contentTypeID="0x010100A178831AD35EF54E8210D806E12F5563" ma:contentTypeVersion="2" ma:contentTypeDescription="Crée un document." ma:contentTypeScope="" ma:versionID="24c943ea3966ad8d7200f1414ddddc31">
   <xsd:schema xmlns:xsd="http://www.w3.org/2001/XMLSchema" xmlns:xs="http://www.w3.org/2001/XMLSchema" xmlns:p="http://schemas.microsoft.com/office/2006/metadata/properties" xmlns:ns2="0cf24066-25e5-4782-b52f-a971a9b7a70e" targetNamespace="http://schemas.microsoft.com/office/2006/metadata/properties" ma:root="true" ma:fieldsID="d3d6e63fcd2b7ea9b9864057a1336cdd" ns2:_="">
     <xsd:import namespace="0cf24066-25e5-4782-b52f-a971a9b7a70e"/>
@@ -2808,33 +2883,25 @@
 </ct:contentTypeSchema>
 </file>
 
+<file path=customXml/item3.xml><?xml version="1.0" encoding="utf-8"?>
+<b:Sources xmlns:b="http://schemas.openxmlformats.org/officeDocument/2006/bibliography" xmlns="http://schemas.openxmlformats.org/officeDocument/2006/bibliography" SelectedStyle="\APA.XSL" StyleName="APA"/>
+</file>
+
 <file path=customXml/item4.xml><?xml version="1.0" encoding="utf-8"?>
-<?mso-contentType ?>
-<FormTemplates xmlns="http://schemas.microsoft.com/sharepoint/v3/contenttype/forms">
-  <Display>DocumentLibraryForm</Display>
-  <Edit>DocumentLibraryForm</Edit>
-  <New>DocumentLibraryForm</New>
-</FormTemplates>
+<p:properties xmlns:p="http://schemas.microsoft.com/office/2006/metadata/properties" xmlns:xsi="http://www.w3.org/2001/XMLSchema-instance" xmlns:pc="http://schemas.microsoft.com/office/infopath/2007/PartnerControls">
+  <documentManagement/>
+</p:properties>
 </file>
 
 <file path=customXml/itemProps1.xml><?xml version="1.0" encoding="utf-8"?>
-<ds:datastoreItem xmlns:ds="http://schemas.openxmlformats.org/officeDocument/2006/customXml" ds:itemID="{4FD1DD49-9F5A-42BE-BC7D-EBF5B751825F}">
+<ds:datastoreItem xmlns:ds="http://schemas.openxmlformats.org/officeDocument/2006/customXml" ds:itemID="{49D0042C-65E8-4663-8E80-E3809A1A87B0}">
   <ds:schemaRefs>
-    <ds:schemaRef ds:uri="http://schemas.microsoft.com/office/2006/metadata/properties"/>
-    <ds:schemaRef ds:uri="http://schemas.microsoft.com/office/infopath/2007/PartnerControls"/>
+    <ds:schemaRef ds:uri="http://schemas.microsoft.com/sharepoint/v3/contenttype/forms"/>
   </ds:schemaRefs>
 </ds:datastoreItem>
 </file>
 
 <file path=customXml/itemProps2.xml><?xml version="1.0" encoding="utf-8"?>
-<ds:datastoreItem xmlns:ds="http://schemas.openxmlformats.org/officeDocument/2006/customXml" ds:itemID="{A9B552E3-4BD6-4F05-8E2A-3B1FBFD73B5E}">
-  <ds:schemaRefs>
-    <ds:schemaRef ds:uri="http://schemas.openxmlformats.org/officeDocument/2006/bibliography"/>
-  </ds:schemaRefs>
-</ds:datastoreItem>
-</file>
-
-<file path=customXml/itemProps3.xml><?xml version="1.0" encoding="utf-8"?>
 <ds:datastoreItem xmlns:ds="http://schemas.openxmlformats.org/officeDocument/2006/customXml" ds:itemID="{7275FE3C-51E5-419A-ABF3-2DFD28A8A8E1}">
   <ds:schemaRefs>
     <ds:schemaRef ds:uri="http://schemas.microsoft.com/office/2006/metadata/contentType"/>
@@ -2852,10 +2919,19 @@
 </ds:datastoreItem>
 </file>
 
+<file path=customXml/itemProps3.xml><?xml version="1.0" encoding="utf-8"?>
+<ds:datastoreItem xmlns:ds="http://schemas.openxmlformats.org/officeDocument/2006/customXml" ds:itemID="{A9B552E3-4BD6-4F05-8E2A-3B1FBFD73B5E}">
+  <ds:schemaRefs>
+    <ds:schemaRef ds:uri="http://schemas.openxmlformats.org/officeDocument/2006/bibliography"/>
+  </ds:schemaRefs>
+</ds:datastoreItem>
+</file>
+
 <file path=customXml/itemProps4.xml><?xml version="1.0" encoding="utf-8"?>
-<ds:datastoreItem xmlns:ds="http://schemas.openxmlformats.org/officeDocument/2006/customXml" ds:itemID="{49D0042C-65E8-4663-8E80-E3809A1A87B0}">
+<ds:datastoreItem xmlns:ds="http://schemas.openxmlformats.org/officeDocument/2006/customXml" ds:itemID="{4FD1DD49-9F5A-42BE-BC7D-EBF5B751825F}">
   <ds:schemaRefs>
-    <ds:schemaRef ds:uri="http://schemas.microsoft.com/sharepoint/v3/contenttype/forms"/>
+    <ds:schemaRef ds:uri="http://schemas.microsoft.com/office/2006/metadata/properties"/>
+    <ds:schemaRef ds:uri="http://schemas.microsoft.com/office/infopath/2007/PartnerControls"/>
   </ds:schemaRefs>
 </ds:datastoreItem>
 </file>